--- a/klagomål/A 45828-2025 FSC-klagomål.docx
+++ b/klagomål/A 45828-2025 FSC-klagomål.docx
@@ -896,7 +896,7 @@
     <w:r>
       <w:tab/>
       <w:tab/>
-      <w:t>2025-09-24</w:t>
+      <w:t>2025-09-25</w:t>
       <w:br/>
       <w:br/>
     </w:r>

--- a/klagomål/A 45828-2025 FSC-klagomål.docx
+++ b/klagomål/A 45828-2025 FSC-klagomål.docx
@@ -896,7 +896,7 @@
     <w:r>
       <w:tab/>
       <w:tab/>
-      <w:t>2025-09-25</w:t>
+      <w:t>2025-09-26</w:t>
       <w:br/>
       <w:br/>
     </w:r>

--- a/klagomål/A 45828-2025 FSC-klagomål.docx
+++ b/klagomål/A 45828-2025 FSC-klagomål.docx
@@ -896,7 +896,7 @@
     <w:r>
       <w:tab/>
       <w:tab/>
-      <w:t>2025-09-26</w:t>
+      <w:t>2025-09-27</w:t>
       <w:br/>
       <w:br/>
     </w:r>

--- a/klagomål/A 45828-2025 FSC-klagomål.docx
+++ b/klagomål/A 45828-2025 FSC-klagomål.docx
@@ -896,7 +896,7 @@
     <w:r>
       <w:tab/>
       <w:tab/>
-      <w:t>2025-09-27</w:t>
+      <w:t>2025-09-28</w:t>
       <w:br/>
       <w:br/>
     </w:r>

--- a/klagomål/A 45828-2025 FSC-klagomål.docx
+++ b/klagomål/A 45828-2025 FSC-klagomål.docx
@@ -896,7 +896,7 @@
     <w:r>
       <w:tab/>
       <w:tab/>
-      <w:t>2025-09-28</w:t>
+      <w:t>2025-09-29</w:t>
       <w:br/>
       <w:br/>
     </w:r>

--- a/klagomål/A 45828-2025 FSC-klagomål.docx
+++ b/klagomål/A 45828-2025 FSC-klagomål.docx
@@ -896,7 +896,7 @@
     <w:r>
       <w:tab/>
       <w:tab/>
-      <w:t>2025-09-29</w:t>
+      <w:t>2025-09-30</w:t>
       <w:br/>
       <w:br/>
     </w:r>

--- a/klagomål/A 45828-2025 FSC-klagomål.docx
+++ b/klagomål/A 45828-2025 FSC-klagomål.docx
@@ -896,7 +896,7 @@
     <w:r>
       <w:tab/>
       <w:tab/>
-      <w:t>2025-09-30</w:t>
+      <w:t>2025-10-01</w:t>
       <w:br/>
       <w:br/>
     </w:r>

--- a/klagomål/A 45828-2025 FSC-klagomål.docx
+++ b/klagomål/A 45828-2025 FSC-klagomål.docx
@@ -896,7 +896,7 @@
     <w:r>
       <w:tab/>
       <w:tab/>
-      <w:t>2025-10-01</w:t>
+      <w:t>2025-10-02</w:t>
       <w:br/>
       <w:br/>
     </w:r>

--- a/klagomål/A 45828-2025 FSC-klagomål.docx
+++ b/klagomål/A 45828-2025 FSC-klagomål.docx
@@ -896,7 +896,7 @@
     <w:r>
       <w:tab/>
       <w:tab/>
-      <w:t>2025-10-02</w:t>
+      <w:t>2025-10-03</w:t>
       <w:br/>
       <w:br/>
     </w:r>

--- a/klagomål/A 45828-2025 FSC-klagomål.docx
+++ b/klagomål/A 45828-2025 FSC-klagomål.docx
@@ -896,7 +896,7 @@
     <w:r>
       <w:tab/>
       <w:tab/>
-      <w:t>2025-10-03</w:t>
+      <w:t>2025-10-04</w:t>
       <w:br/>
       <w:br/>
     </w:r>

--- a/klagomål/A 45828-2025 FSC-klagomål.docx
+++ b/klagomål/A 45828-2025 FSC-klagomål.docx
@@ -896,7 +896,7 @@
     <w:r>
       <w:tab/>
       <w:tab/>
-      <w:t>2025-10-04</w:t>
+      <w:t>2025-10-05</w:t>
       <w:br/>
       <w:br/>
     </w:r>

--- a/klagomål/A 45828-2025 FSC-klagomål.docx
+++ b/klagomål/A 45828-2025 FSC-klagomål.docx
@@ -896,7 +896,7 @@
     <w:r>
       <w:tab/>
       <w:tab/>
-      <w:t>2025-10-05</w:t>
+      <w:t>2025-10-06</w:t>
       <w:br/>
       <w:br/>
     </w:r>

--- a/klagomål/A 45828-2025 FSC-klagomål.docx
+++ b/klagomål/A 45828-2025 FSC-klagomål.docx
@@ -896,7 +896,7 @@
     <w:r>
       <w:tab/>
       <w:tab/>
-      <w:t>2025-10-06</w:t>
+      <w:t>2025-10-07</w:t>
       <w:br/>
       <w:br/>
     </w:r>

--- a/klagomål/A 45828-2025 FSC-klagomål.docx
+++ b/klagomål/A 45828-2025 FSC-klagomål.docx
@@ -896,7 +896,7 @@
     <w:r>
       <w:tab/>
       <w:tab/>
-      <w:t>2025-10-07</w:t>
+      <w:t>2025-10-08</w:t>
       <w:br/>
       <w:br/>
     </w:r>

--- a/klagomål/A 45828-2025 FSC-klagomål.docx
+++ b/klagomål/A 45828-2025 FSC-klagomål.docx
@@ -896,7 +896,7 @@
     <w:r>
       <w:tab/>
       <w:tab/>
-      <w:t>2025-10-08</w:t>
+      <w:t>2025-10-09</w:t>
       <w:br/>
       <w:br/>
     </w:r>

--- a/klagomål/A 45828-2025 FSC-klagomål.docx
+++ b/klagomål/A 45828-2025 FSC-klagomål.docx
@@ -173,7 +173,7 @@
     </w:p>
     <w:p>
       <w:r>
-        <w:t>Nedan presenteras fynd av fridlysta arter som gjorts i det avverkningsanmälda området, samt relevanta utdrag ur standarderna för FSC, Chain of Custody, Controlled Wood och PEFC. I BILAGA 1 finns artfakta om fridlysta arter.</w:t>
+        <w:t>Nedan presenteras fynd av naturvårdsarter och fridlysta arter som gjorts i det avverkningsanmälda området, samt relevanta utdrag ur standarderna för FSC, Chain of Custody, Controlled Wood och PEFC. I BILAGA 1 finns artfakta om fridlysta arter.</w:t>
       </w:r>
     </w:p>
     <w:p>
@@ -186,46 +186,17 @@
         <w:pStyle w:val="Heading1"/>
       </w:pPr>
       <w:r>
-        <w:t>Fridlysta arter</w:t>
+        <w:t>Naturvårdsarter</w:t>
       </w:r>
     </w:p>
     <w:p>
       <w:r>
-        <w:t>Följande fridlysta arter har sina livsmiljöer och växtplatser i den avverkningsanmälda skogen: .</w:t>
+        <w:t>I avverkningsanmälan har följande 2 naturvårdsarter hittats: violmussling (NT) och stuplav (S). Av dessa är 1 rödlistade. För rödlistade arter har rödlistekategorin angivits inom parentes. Arter som är signalarter enligt Skogsstyrelsen har markerats med (S).</w:t>
       </w:r>
     </w:p>
     <w:p>
       <w:r>
-        <w:rPr>
-          <w:b/>
-        </w:rPr>
-        <w:t>Knärot (VU, §8)</w:t>
-      </w:r>
-      <w:r>
-        <w:t xml:space="preserve"> är rödlistad som sårbar och fridlyst enligt 8§ artskyddsförordningen. En nyligen genomförd analys av 79 floraväktarlokaler indikerar att det behövs någonstans mellan 100 och 150 meters skyddszon för att en knärotspopulation inte ska dö ut på lång sikt (Sebestyén &amp; Sundberg, 2025). Detta ligger väl i linje med tidigare genomförda studier som visar att det krävs väl tilltagna buffertzoner för att knäroten inte ska ta skada av skogsbruksåtgärder i intilliggande skog (Johnson, 2014; Koelmeijer m.fl., 2022; Skogsstyrelsen, 2022). Arten är även känslig för gallring vilket framgår av Skogsstyrelsens egen vägledning för hänsyn till knärot (Skogsstyrelsen, 2022). För rika förekomster av knärot är reservatsbildning eller biotopskydd lämpliga åtgärder för att skydda den. På knärot kan den sällsynta rostsvampen </w:t>
-      </w:r>
-      <w:r>
-        <w:rPr>
-          <w:i/>
-        </w:rPr>
-        <w:t>Pucciniastrum goodyerae</w:t>
-      </w:r>
-      <w:r>
-        <w:t xml:space="preserve"> påträffas. </w:t>
-      </w:r>
-      <w:r>
-        <w:rPr>
-          <w:i/>
-        </w:rPr>
-        <w:t>Pucciniastrum goodyerae</w:t>
-      </w:r>
-      <w:r>
-        <w:t xml:space="preserve"> är klassad som NE (ej bedömd) i rödlistan(SLU Artdatabanken, 2024).</w:t>
-      </w:r>
-    </w:p>
-    <w:p>
-      <w:r>
-        <w:t>I det avverkningsanmälda området finns 0 fyndplatser för knärot registrerade på Artportalen. Figur 2 visar gränserna för buffertzoner på 50 m, som behöver lämnas kring fyndplatserna för att knärotslokalerna inte ska försvinna vid en avverkning. Av det avverkningsanmälda området överlappar 0.02 ha med buffertzonerna och får av detta skäl inte avverkas.</w:t>
+        <w:t>De påträffade naturvårdsarterna är ett tydligt kvitto på att detta rör sig om en skog med höga naturvärden. I Figur 1 visas en karta över det avverkningsanmälda området, där samtliga fyndplatser för naturvårdsarter som finns registrerade på Artportalen har markerats.</w:t>
       </w:r>
     </w:p>
     <w:p>
@@ -235,8 +206,169 @@
       <w:r>
         <w:drawing>
           <wp:inline xmlns:a="http://schemas.openxmlformats.org/drawingml/2006/main" xmlns:pic="http://schemas.openxmlformats.org/drawingml/2006/picture">
+            <wp:extent cx="5486400" cy="4080383"/>
+            <wp:docPr id="1" name="Picture 1"/>
+            <wp:cNvGraphicFramePr>
+              <a:graphicFrameLocks noChangeAspect="1"/>
+            </wp:cNvGraphicFramePr>
+            <a:graphic>
+              <a:graphicData uri="http://schemas.openxmlformats.org/drawingml/2006/picture">
+                <pic:pic>
+                  <pic:nvPicPr>
+                    <pic:cNvPr id="0" name="A 45828-2025 karta.png"/>
+                    <pic:cNvPicPr/>
+                  </pic:nvPicPr>
+                  <pic:blipFill>
+                    <a:blip r:embed="rId16"/>
+                    <a:stretch>
+                      <a:fillRect/>
+                    </a:stretch>
+                  </pic:blipFill>
+                  <pic:spPr>
+                    <a:xfrm>
+                      <a:off x="0" y="0"/>
+                      <a:ext cx="5486400" cy="4080383"/>
+                    </a:xfrm>
+                    <a:prstGeom prst="rect"/>
+                  </pic:spPr>
+                </pic:pic>
+              </a:graphicData>
+            </a:graphic>
+          </wp:inline>
+        </w:drawing>
+      </w:r>
+    </w:p>
+    <w:p>
+      <w:pPr>
+        <w:pStyle w:val="Caption"/>
+      </w:pPr>
+      <w:r>
+        <w:t>Figur 1. Fyndplatser för naturvårdsarter i det avverkningsanmälda området (röd linje). Markörer utan svart kant är placerade på fyndplatsen. Markörer med svart kant är placerade vid sidan av fyndplatsen och har ett svart streck som visar fyndplatsens exakta position. Kartans mittpunktskoordinat är N 7416399, E 794396 i SWEREF 99 TM.</w:t>
+      </w:r>
+    </w:p>
+    <w:p>
+      <w:r>
+        <w:rPr>
+          <w:b/>
+        </w:rPr>
+        <w:t>Stuplav</w:t>
+      </w:r>
+      <w:r>
+        <w:t xml:space="preserve"> är en mycket bra signalart i hela sitt utbredningsområde och förekommer nästan enbart i skogsmiljöer med höga naturvärden. Den indikerar långvarig förekomst av gamla lövträd och miljöer med konstant hög luftfuktighet. I skogar med suboceaniskt klimat finns det en mycket sällsynt parasit, njurlavsknapp </w:t>
+      </w:r>
+      <w:r>
+        <w:rPr>
+          <w:i/>
+        </w:rPr>
+        <w:t>Pletocarpon nephromeum</w:t>
+      </w:r>
+      <w:r>
+        <w:t xml:space="preserve"> (EN), som växer på stuplav (SLU Artdatabanken, 2024; Nitare &amp; Skogsstyrelsen, 2019).</w:t>
+      </w:r>
+    </w:p>
+    <w:p>
+      <w:r>
+        <w:rPr>
+          <w:b/>
+        </w:rPr>
+        <w:t>Violmussling (NT)</w:t>
+      </w:r>
+      <w:r>
+        <w:t xml:space="preserve"> växer på döda, oftast omkullfallna stammar av gran eller tall. De flesta fynden har gjorts i gammal, orörd skog och arten är en mycket god indikator på förekomst av lång skoglig kontinuitet. Platser som hyser stora bestånd av violmussling bör i första hand skyddas och undantas från skogsbruk. Flera sällsynta och mycket sällsynta tickor och skalbaggar är mer eller mindre starkt associerade med violtickor </w:t>
+      </w:r>
+      <w:r>
+        <w:rPr>
+          <w:i/>
+        </w:rPr>
+        <w:t>Trichaptum spp.</w:t>
+      </w:r>
+      <w:r>
+        <w:t xml:space="preserve"> och död ved som först rötats av någon </w:t>
+      </w:r>
+      <w:r>
+        <w:rPr>
+          <w:i/>
+        </w:rPr>
+        <w:t>Trichaptum-art</w:t>
+      </w:r>
+      <w:r>
+        <w:t>. Bland dessa kan nämnas brunkantad brunbagge</w:t>
+      </w:r>
+      <w:r>
+        <w:rPr>
+          <w:i/>
+        </w:rPr>
+        <w:t xml:space="preserve"> </w:t>
+      </w:r>
+      <w:r>
+        <w:t>(RE), gul mjukporing (CR), lämmelporing (EN), parasitporing (VU), gropig brunbagge (NT), gulbandad brunbagge</w:t>
+      </w:r>
+      <w:r>
+        <w:rPr>
+          <w:i/>
+        </w:rPr>
+        <w:t xml:space="preserve"> </w:t>
+      </w:r>
+      <w:r>
+        <w:t>(NT) och kilporing (NT) (SLU Artdatabanken, 2024; Nitare &amp; Skogsstyrelsen, 2019).</w:t>
+      </w:r>
+    </w:p>
+    <w:p>
+      <w:pPr>
+        <w:pStyle w:val="Heading1"/>
+      </w:pPr>
+      <w:r>
+        <w:t>Fridlysta arter</w:t>
+      </w:r>
+    </w:p>
+    <w:p>
+      <w:r>
+        <w:t>Följande fridlysta arter har sina livsmiljöer och växtplatser i den avverkningsanmälda skogen: .</w:t>
+      </w:r>
+    </w:p>
+    <w:p>
+      <w:r>
+        <w:rPr>
+          <w:b/>
+        </w:rPr>
+        <w:t>Knärot (VU, §8)</w:t>
+      </w:r>
+      <w:r>
+        <w:t xml:space="preserve"> är rödlistad som sårbar och fridlyst enligt 8§ artskyddsförordningen. En nyligen genomförd analys av 79 floraväktarlokaler indikerar att det behövs någonstans mellan 100 och 150 meters skyddszon för att en knärotspopulation inte ska dö ut på lång sikt (Sebestyén &amp; Sundberg, 2025). Detta ligger väl i linje med tidigare genomförda studier som visar att det krävs väl tilltagna buffertzoner för att knäroten inte ska ta skada av skogsbruksåtgärder i intilliggande skog (Johnson, 2014; Koelmeijer m.fl., 2022; Skogsstyrelsen, 2022). Arten är även känslig för gallring vilket framgår av Skogsstyrelsens egen vägledning för hänsyn till knärot (Skogsstyrelsen, 2022). För rika förekomster av knärot är reservatsbildning eller biotopskydd lämpliga åtgärder för att skydda den. På knärot kan den sällsynta rostsvampen </w:t>
+      </w:r>
+      <w:r>
+        <w:rPr>
+          <w:i/>
+        </w:rPr>
+        <w:t>Pucciniastrum goodyerae</w:t>
+      </w:r>
+      <w:r>
+        <w:t xml:space="preserve"> påträffas. </w:t>
+      </w:r>
+      <w:r>
+        <w:rPr>
+          <w:i/>
+        </w:rPr>
+        <w:t>Pucciniastrum goodyerae</w:t>
+      </w:r>
+      <w:r>
+        <w:t xml:space="preserve"> är klassad som NE (ej bedömd) i rödlistan(SLU Artdatabanken, 2024).</w:t>
+      </w:r>
+    </w:p>
+    <w:p>
+      <w:r>
+        <w:t>I det avverkningsanmälda området finns 0 fyndplatser för knärot registrerade på Artportalen. Figur 2 visar gränserna för buffertzoner på 50 m, som behöver lämnas kring fyndplatserna för att knärotslokalerna inte ska försvinna vid en avverkning. Av det avverkningsanmälda området överlappar 0.02 ha med buffertzonerna och får av detta skäl inte avverkas.</w:t>
+      </w:r>
+    </w:p>
+    <w:p>
+      <w:pPr>
+        <w:pStyle w:val="Caption"/>
+      </w:pPr>
+      <w:r>
+        <w:drawing>
+          <wp:inline xmlns:a="http://schemas.openxmlformats.org/drawingml/2006/main" xmlns:pic="http://schemas.openxmlformats.org/drawingml/2006/picture">
             <wp:extent cx="5486400" cy="4749044"/>
-            <wp:docPr id="1" name="Picture 1"/>
+            <wp:docPr id="2" name="Picture 2"/>
             <wp:cNvGraphicFramePr>
               <a:graphicFrameLocks noChangeAspect="1"/>
             </wp:cNvGraphicFramePr>
@@ -248,7 +380,7 @@
                     <pic:cNvPicPr/>
                   </pic:nvPicPr>
                   <pic:blipFill>
-                    <a:blip r:embed="rId16"/>
+                    <a:blip r:embed="rId17"/>
                     <a:stretch>
                       <a:fillRect/>
                     </a:stretch>
@@ -375,7 +507,7 @@
         <w:rPr>
           <w:i/>
         </w:rPr>
-        <w:t>I det avverkningsanmälda skogsområdet har 0 naturvårdsarter varav 0 rödlistade arter sina livsmiljöer och växtplatser.</w:t>
+        <w:t>I det avverkningsanmälda skogsområdet har 2 naturvårdsarter varav 1 rödlistade arter sina livsmiljöer och växtplatser.</w:t>
       </w:r>
     </w:p>
     <w:p>
@@ -896,7 +1028,7 @@
     <w:r>
       <w:tab/>
       <w:tab/>
-      <w:t>2025-10-09</w:t>
+      <w:t>2025-10-10</w:t>
       <w:br/>
       <w:br/>
     </w:r>

--- a/klagomål/A 45828-2025 FSC-klagomål.docx
+++ b/klagomål/A 45828-2025 FSC-klagomål.docx
@@ -1028,7 +1028,7 @@
     <w:r>
       <w:tab/>
       <w:tab/>
-      <w:t>2025-10-10</w:t>
+      <w:t>2025-10-11</w:t>
       <w:br/>
       <w:br/>
     </w:r>

--- a/klagomål/A 45828-2025 FSC-klagomål.docx
+++ b/klagomål/A 45828-2025 FSC-klagomål.docx
@@ -1028,7 +1028,7 @@
     <w:r>
       <w:tab/>
       <w:tab/>
-      <w:t>2025-10-16</w:t>
+      <w:t>2025-10-17</w:t>
       <w:br/>
       <w:br/>
     </w:r>

--- a/klagomål/A 45828-2025 FSC-klagomål.docx
+++ b/klagomål/A 45828-2025 FSC-klagomål.docx
@@ -1028,7 +1028,7 @@
     <w:r>
       <w:tab/>
       <w:tab/>
-      <w:t>2025-10-17</w:t>
+      <w:t>2025-10-18</w:t>
       <w:br/>
       <w:br/>
     </w:r>

--- a/klagomål/A 45828-2025 FSC-klagomål.docx
+++ b/klagomål/A 45828-2025 FSC-klagomål.docx
@@ -1028,7 +1028,7 @@
     <w:r>
       <w:tab/>
       <w:tab/>
-      <w:t>2025-10-18</w:t>
+      <w:t>2025-10-19</w:t>
       <w:br/>
       <w:br/>
     </w:r>

--- a/klagomål/A 45828-2025 FSC-klagomål.docx
+++ b/klagomål/A 45828-2025 FSC-klagomål.docx
@@ -1028,7 +1028,7 @@
     <w:r>
       <w:tab/>
       <w:tab/>
-      <w:t>2025-10-19</w:t>
+      <w:t>2025-10-20</w:t>
       <w:br/>
       <w:br/>
     </w:r>

--- a/klagomål/A 45828-2025 FSC-klagomål.docx
+++ b/klagomål/A 45828-2025 FSC-klagomål.docx
@@ -1028,7 +1028,7 @@
     <w:r>
       <w:tab/>
       <w:tab/>
-      <w:t>2025-10-20</w:t>
+      <w:t>2025-10-21</w:t>
       <w:br/>
       <w:br/>
     </w:r>

--- a/klagomål/A 45828-2025 FSC-klagomål.docx
+++ b/klagomål/A 45828-2025 FSC-klagomål.docx
@@ -352,7 +352,7 @@
         <w:t>Pucciniastrum goodyerae</w:t>
       </w:r>
       <w:r>
-        <w:t xml:space="preserve"> är klassad som NE (ej bedömd) i rödlistan(SLU Artdatabanken, 2024).</w:t>
+        <w:t xml:space="preserve"> är klassad som NE (ej bedömd) i rödlistan (SLU Artdatabanken, 2024).</w:t>
       </w:r>
     </w:p>
     <w:p>
@@ -1028,7 +1028,7 @@
     <w:r>
       <w:tab/>
       <w:tab/>
-      <w:t>2025-10-21</w:t>
+      <w:t>2025-10-22</w:t>
       <w:br/>
       <w:br/>
     </w:r>

--- a/klagomål/A 45828-2025 FSC-klagomål.docx
+++ b/klagomål/A 45828-2025 FSC-klagomål.docx
@@ -1028,7 +1028,7 @@
     <w:r>
       <w:tab/>
       <w:tab/>
-      <w:t>2025-10-22</w:t>
+      <w:t>2025-10-23</w:t>
       <w:br/>
       <w:br/>
     </w:r>

--- a/klagomål/A 45828-2025 FSC-klagomål.docx
+++ b/klagomål/A 45828-2025 FSC-klagomål.docx
@@ -1028,7 +1028,7 @@
     <w:r>
       <w:tab/>
       <w:tab/>
-      <w:t>2025-10-23</w:t>
+      <w:t>2025-10-24</w:t>
       <w:br/>
       <w:br/>
     </w:r>

--- a/klagomål/A 45828-2025 FSC-klagomål.docx
+++ b/klagomål/A 45828-2025 FSC-klagomål.docx
@@ -1028,7 +1028,7 @@
     <w:r>
       <w:tab/>
       <w:tab/>
-      <w:t>2025-10-24</w:t>
+      <w:t>2025-10-25</w:t>
       <w:br/>
       <w:br/>
     </w:r>

--- a/klagomål/A 45828-2025 FSC-klagomål.docx
+++ b/klagomål/A 45828-2025 FSC-klagomål.docx
@@ -1028,7 +1028,7 @@
     <w:r>
       <w:tab/>
       <w:tab/>
-      <w:t>2025-10-25</w:t>
+      <w:t>2025-10-26</w:t>
       <w:br/>
       <w:br/>
     </w:r>

--- a/klagomål/A 45828-2025 FSC-klagomål.docx
+++ b/klagomål/A 45828-2025 FSC-klagomål.docx
@@ -1028,7 +1028,7 @@
     <w:r>
       <w:tab/>
       <w:tab/>
-      <w:t>2025-10-26</w:t>
+      <w:t>2025-10-27</w:t>
       <w:br/>
       <w:br/>
     </w:r>

--- a/klagomål/A 45828-2025 FSC-klagomål.docx
+++ b/klagomål/A 45828-2025 FSC-klagomål.docx
@@ -1028,7 +1028,7 @@
     <w:r>
       <w:tab/>
       <w:tab/>
-      <w:t>2025-10-27</w:t>
+      <w:t>2025-10-28</w:t>
       <w:br/>
       <w:br/>
     </w:r>

--- a/klagomål/A 45828-2025 FSC-klagomål.docx
+++ b/klagomål/A 45828-2025 FSC-klagomål.docx
@@ -1028,7 +1028,7 @@
     <w:r>
       <w:tab/>
       <w:tab/>
-      <w:t>2025-10-28</w:t>
+      <w:t>2025-10-29</w:t>
       <w:br/>
       <w:br/>
     </w:r>

--- a/klagomål/A 45828-2025 FSC-klagomål.docx
+++ b/klagomål/A 45828-2025 FSC-klagomål.docx
@@ -1028,7 +1028,7 @@
     <w:r>
       <w:tab/>
       <w:tab/>
-      <w:t>2025-10-29</w:t>
+      <w:t>2025-10-30</w:t>
       <w:br/>
       <w:br/>
     </w:r>

--- a/klagomål/A 45828-2025 FSC-klagomål.docx
+++ b/klagomål/A 45828-2025 FSC-klagomål.docx
@@ -1028,7 +1028,7 @@
     <w:r>
       <w:tab/>
       <w:tab/>
-      <w:t>2025-10-30</w:t>
+      <w:t>2025-10-31</w:t>
       <w:br/>
       <w:br/>
     </w:r>

--- a/klagomål/A 45828-2025 FSC-klagomål.docx
+++ b/klagomål/A 45828-2025 FSC-klagomål.docx
@@ -1028,7 +1028,7 @@
     <w:r>
       <w:tab/>
       <w:tab/>
-      <w:t>2025-10-31</w:t>
+      <w:t>2025-11-01</w:t>
       <w:br/>
       <w:br/>
     </w:r>

--- a/klagomål/A 45828-2025 FSC-klagomål.docx
+++ b/klagomål/A 45828-2025 FSC-klagomål.docx
@@ -1028,7 +1028,7 @@
     <w:r>
       <w:tab/>
       <w:tab/>
-      <w:t>2025-11-01</w:t>
+      <w:t>2025-11-02</w:t>
       <w:br/>
       <w:br/>
     </w:r>

--- a/klagomål/A 45828-2025 FSC-klagomål.docx
+++ b/klagomål/A 45828-2025 FSC-klagomål.docx
@@ -1028,7 +1028,7 @@
     <w:r>
       <w:tab/>
       <w:tab/>
-      <w:t>2025-11-02</w:t>
+      <w:t>2025-11-03</w:t>
       <w:br/>
       <w:br/>
     </w:r>

--- a/klagomål/A 45828-2025 FSC-klagomål.docx
+++ b/klagomål/A 45828-2025 FSC-klagomål.docx
@@ -1028,7 +1028,7 @@
     <w:r>
       <w:tab/>
       <w:tab/>
-      <w:t>2025-11-03</w:t>
+      <w:t>2025-11-04</w:t>
       <w:br/>
       <w:br/>
     </w:r>

--- a/klagomål/A 45828-2025 FSC-klagomål.docx
+++ b/klagomål/A 45828-2025 FSC-klagomål.docx
@@ -1028,7 +1028,7 @@
     <w:r>
       <w:tab/>
       <w:tab/>
-      <w:t>2025-11-04</w:t>
+      <w:t>2025-11-05</w:t>
       <w:br/>
       <w:br/>
     </w:r>

--- a/klagomål/A 45828-2025 FSC-klagomål.docx
+++ b/klagomål/A 45828-2025 FSC-klagomål.docx
@@ -1028,7 +1028,7 @@
     <w:r>
       <w:tab/>
       <w:tab/>
-      <w:t>2025-11-05</w:t>
+      <w:t>2025-11-06</w:t>
       <w:br/>
       <w:br/>
     </w:r>

--- a/klagomål/A 45828-2025 FSC-klagomål.docx
+++ b/klagomål/A 45828-2025 FSC-klagomål.docx
@@ -1028,7 +1028,7 @@
     <w:r>
       <w:tab/>
       <w:tab/>
-      <w:t>2025-11-06</w:t>
+      <w:t>2025-11-07</w:t>
       <w:br/>
       <w:br/>
     </w:r>

--- a/klagomål/A 45828-2025 FSC-klagomål.docx
+++ b/klagomål/A 45828-2025 FSC-klagomål.docx
@@ -1028,7 +1028,7 @@
     <w:r>
       <w:tab/>
       <w:tab/>
-      <w:t>2025-11-07</w:t>
+      <w:t>2025-11-08</w:t>
       <w:br/>
       <w:br/>
     </w:r>

--- a/klagomål/A 45828-2025 FSC-klagomål.docx
+++ b/klagomål/A 45828-2025 FSC-klagomål.docx
@@ -1028,7 +1028,7 @@
     <w:r>
       <w:tab/>
       <w:tab/>
-      <w:t>2025-11-08</w:t>
+      <w:t>2025-11-09</w:t>
       <w:br/>
       <w:br/>
     </w:r>

--- a/klagomål/A 45828-2025 FSC-klagomål.docx
+++ b/klagomål/A 45828-2025 FSC-klagomål.docx
@@ -1028,7 +1028,7 @@
     <w:r>
       <w:tab/>
       <w:tab/>
-      <w:t>2025-11-09</w:t>
+      <w:t>2025-11-10</w:t>
       <w:br/>
       <w:br/>
     </w:r>

--- a/klagomål/A 45828-2025 FSC-klagomål.docx
+++ b/klagomål/A 45828-2025 FSC-klagomål.docx
@@ -1028,7 +1028,7 @@
     <w:r>
       <w:tab/>
       <w:tab/>
-      <w:t>2025-11-10</w:t>
+      <w:t>2025-11-11</w:t>
       <w:br/>
       <w:br/>
     </w:r>

--- a/klagomål/A 45828-2025 FSC-klagomål.docx
+++ b/klagomål/A 45828-2025 FSC-klagomål.docx
@@ -1028,7 +1028,7 @@
     <w:r>
       <w:tab/>
       <w:tab/>
-      <w:t>2025-11-11</w:t>
+      <w:t>2025-11-12</w:t>
       <w:br/>
       <w:br/>
     </w:r>

--- a/klagomål/A 45828-2025 FSC-klagomål.docx
+++ b/klagomål/A 45828-2025 FSC-klagomål.docx
@@ -1028,7 +1028,7 @@
     <w:r>
       <w:tab/>
       <w:tab/>
-      <w:t>2025-11-12</w:t>
+      <w:t>2025-11-13</w:t>
       <w:br/>
       <w:br/>
     </w:r>

--- a/klagomål/A 45828-2025 FSC-klagomål.docx
+++ b/klagomål/A 45828-2025 FSC-klagomål.docx
@@ -1028,7 +1028,7 @@
     <w:r>
       <w:tab/>
       <w:tab/>
-      <w:t>2025-11-13</w:t>
+      <w:t>2025-11-14</w:t>
       <w:br/>
       <w:br/>
     </w:r>

--- a/klagomål/A 45828-2025 FSC-klagomål.docx
+++ b/klagomål/A 45828-2025 FSC-klagomål.docx
@@ -1028,7 +1028,7 @@
     <w:r>
       <w:tab/>
       <w:tab/>
-      <w:t>2025-11-14</w:t>
+      <w:t>2025-11-15</w:t>
       <w:br/>
       <w:br/>
     </w:r>

--- a/klagomål/A 45828-2025 FSC-klagomål.docx
+++ b/klagomål/A 45828-2025 FSC-klagomål.docx
@@ -1028,7 +1028,7 @@
     <w:r>
       <w:tab/>
       <w:tab/>
-      <w:t>2025-11-15</w:t>
+      <w:t>2025-11-20</w:t>
       <w:br/>
       <w:br/>
     </w:r>

--- a/klagomål/A 45828-2025 FSC-klagomål.docx
+++ b/klagomål/A 45828-2025 FSC-klagomål.docx
@@ -1028,7 +1028,7 @@
     <w:r>
       <w:tab/>
       <w:tab/>
-      <w:t>2025-11-20</w:t>
+      <w:t>2025-11-21</w:t>
       <w:br/>
       <w:br/>
     </w:r>

--- a/klagomål/A 45828-2025 FSC-klagomål.docx
+++ b/klagomål/A 45828-2025 FSC-klagomål.docx
@@ -1028,7 +1028,7 @@
     <w:r>
       <w:tab/>
       <w:tab/>
-      <w:t>2025-11-21</w:t>
+      <w:t>2025-11-22</w:t>
       <w:br/>
       <w:br/>
     </w:r>

--- a/klagomål/A 45828-2025 FSC-klagomål.docx
+++ b/klagomål/A 45828-2025 FSC-klagomål.docx
@@ -1028,7 +1028,7 @@
     <w:r>
       <w:tab/>
       <w:tab/>
-      <w:t>2025-11-22</w:t>
+      <w:t>2025-11-23</w:t>
       <w:br/>
       <w:br/>
     </w:r>

--- a/klagomål/A 45828-2025 FSC-klagomål.docx
+++ b/klagomål/A 45828-2025 FSC-klagomål.docx
@@ -1028,7 +1028,7 @@
     <w:r>
       <w:tab/>
       <w:tab/>
-      <w:t>2025-11-23</w:t>
+      <w:t>2025-11-24</w:t>
       <w:br/>
       <w:br/>
     </w:r>

--- a/klagomål/A 45828-2025 FSC-klagomål.docx
+++ b/klagomål/A 45828-2025 FSC-klagomål.docx
@@ -1028,7 +1028,7 @@
     <w:r>
       <w:tab/>
       <w:tab/>
-      <w:t>2025-11-24</w:t>
+      <w:t>2025-11-25</w:t>
       <w:br/>
       <w:br/>
     </w:r>

--- a/klagomål/A 45828-2025 FSC-klagomål.docx
+++ b/klagomål/A 45828-2025 FSC-klagomål.docx
@@ -1028,7 +1028,7 @@
     <w:r>
       <w:tab/>
       <w:tab/>
-      <w:t>2025-11-25</w:t>
+      <w:t>2025-11-26</w:t>
       <w:br/>
       <w:br/>
     </w:r>

--- a/klagomål/A 45828-2025 FSC-klagomål.docx
+++ b/klagomål/A 45828-2025 FSC-klagomål.docx
@@ -1028,7 +1028,7 @@
     <w:r>
       <w:tab/>
       <w:tab/>
-      <w:t>2025-11-26</w:t>
+      <w:t>2025-11-27</w:t>
       <w:br/>
       <w:br/>
     </w:r>

--- a/klagomål/A 45828-2025 FSC-klagomål.docx
+++ b/klagomål/A 45828-2025 FSC-klagomål.docx
@@ -1028,7 +1028,7 @@
     <w:r>
       <w:tab/>
       <w:tab/>
-      <w:t>2025-11-27</w:t>
+      <w:t>2025-11-28</w:t>
       <w:br/>
       <w:br/>
     </w:r>

--- a/klagomål/A 45828-2025 FSC-klagomål.docx
+++ b/klagomål/A 45828-2025 FSC-klagomål.docx
@@ -1028,7 +1028,7 @@
     <w:r>
       <w:tab/>
       <w:tab/>
-      <w:t>2025-11-28</w:t>
+      <w:t>2025-11-29</w:t>
       <w:br/>
       <w:br/>
     </w:r>

--- a/klagomål/A 45828-2025 FSC-klagomål.docx
+++ b/klagomål/A 45828-2025 FSC-klagomål.docx
@@ -1028,7 +1028,7 @@
     <w:r>
       <w:tab/>
       <w:tab/>
-      <w:t>2025-11-29</w:t>
+      <w:t>2025-11-30</w:t>
       <w:br/>
       <w:br/>
     </w:r>

--- a/klagomål/A 45828-2025 FSC-klagomål.docx
+++ b/klagomål/A 45828-2025 FSC-klagomål.docx
@@ -1028,7 +1028,7 @@
     <w:r>
       <w:tab/>
       <w:tab/>
-      <w:t>2025-11-30</w:t>
+      <w:t>2025-12-01</w:t>
       <w:br/>
       <w:br/>
     </w:r>

--- a/klagomål/A 45828-2025 FSC-klagomål.docx
+++ b/klagomål/A 45828-2025 FSC-klagomål.docx
@@ -1028,7 +1028,7 @@
     <w:r>
       <w:tab/>
       <w:tab/>
-      <w:t>2025-12-01</w:t>
+      <w:t>2025-12-02</w:t>
       <w:br/>
       <w:br/>
     </w:r>

--- a/klagomål/A 45828-2025 FSC-klagomål.docx
+++ b/klagomål/A 45828-2025 FSC-klagomål.docx
@@ -1028,7 +1028,7 @@
     <w:r>
       <w:tab/>
       <w:tab/>
-      <w:t>2025-12-02</w:t>
+      <w:t>2025-12-03</w:t>
       <w:br/>
       <w:br/>
     </w:r>

--- a/klagomål/A 45828-2025 FSC-klagomål.docx
+++ b/klagomål/A 45828-2025 FSC-klagomål.docx
@@ -1028,7 +1028,7 @@
     <w:r>
       <w:tab/>
       <w:tab/>
-      <w:t>2025-12-03</w:t>
+      <w:t>2025-12-04</w:t>
       <w:br/>
       <w:br/>
     </w:r>

--- a/klagomål/A 45828-2025 FSC-klagomål.docx
+++ b/klagomål/A 45828-2025 FSC-klagomål.docx
@@ -1028,7 +1028,7 @@
     <w:r>
       <w:tab/>
       <w:tab/>
-      <w:t>2025-12-04</w:t>
+      <w:t>2025-12-05</w:t>
       <w:br/>
       <w:br/>
     </w:r>

--- a/klagomål/A 45828-2025 FSC-klagomål.docx
+++ b/klagomål/A 45828-2025 FSC-klagomål.docx
@@ -1028,7 +1028,7 @@
     <w:r>
       <w:tab/>
       <w:tab/>
-      <w:t>2025-12-05</w:t>
+      <w:t>2025-12-06</w:t>
       <w:br/>
       <w:br/>
     </w:r>

--- a/klagomål/A 45828-2025 FSC-klagomål.docx
+++ b/klagomål/A 45828-2025 FSC-klagomål.docx
@@ -1028,7 +1028,7 @@
     <w:r>
       <w:tab/>
       <w:tab/>
-      <w:t>2025-12-06</w:t>
+      <w:t>2025-12-07</w:t>
       <w:br/>
       <w:br/>
     </w:r>

--- a/klagomål/A 45828-2025 FSC-klagomål.docx
+++ b/klagomål/A 45828-2025 FSC-klagomål.docx
@@ -1028,7 +1028,7 @@
     <w:r>
       <w:tab/>
       <w:tab/>
-      <w:t>2025-12-07</w:t>
+      <w:t>2025-12-08</w:t>
       <w:br/>
       <w:br/>
     </w:r>

--- a/klagomål/A 45828-2025 FSC-klagomål.docx
+++ b/klagomål/A 45828-2025 FSC-klagomål.docx
@@ -1028,7 +1028,7 @@
     <w:r>
       <w:tab/>
       <w:tab/>
-      <w:t>2025-12-08</w:t>
+      <w:t>2025-12-09</w:t>
       <w:br/>
       <w:br/>
     </w:r>

--- a/klagomål/A 45828-2025 FSC-klagomål.docx
+++ b/klagomål/A 45828-2025 FSC-klagomål.docx
@@ -1028,7 +1028,7 @@
     <w:r>
       <w:tab/>
       <w:tab/>
-      <w:t>2025-12-09</w:t>
+      <w:t>2025-12-10</w:t>
       <w:br/>
       <w:br/>
     </w:r>

--- a/klagomål/A 45828-2025 FSC-klagomål.docx
+++ b/klagomål/A 45828-2025 FSC-klagomål.docx
@@ -1028,7 +1028,7 @@
     <w:r>
       <w:tab/>
       <w:tab/>
-      <w:t>2025-12-10</w:t>
+      <w:t>2025-12-11</w:t>
       <w:br/>
       <w:br/>
     </w:r>

--- a/klagomål/A 45828-2025 FSC-klagomål.docx
+++ b/klagomål/A 45828-2025 FSC-klagomål.docx
@@ -1028,7 +1028,7 @@
     <w:r>
       <w:tab/>
       <w:tab/>
-      <w:t>2025-12-11</w:t>
+      <w:t>2025-12-12</w:t>
       <w:br/>
       <w:br/>
     </w:r>

--- a/klagomål/A 45828-2025 FSC-klagomål.docx
+++ b/klagomål/A 45828-2025 FSC-klagomål.docx
@@ -1028,7 +1028,7 @@
     <w:r>
       <w:tab/>
       <w:tab/>
-      <w:t>2025-12-12</w:t>
+      <w:t>2025-12-13</w:t>
       <w:br/>
       <w:br/>
     </w:r>

--- a/klagomål/A 45828-2025 FSC-klagomål.docx
+++ b/klagomål/A 45828-2025 FSC-klagomål.docx
@@ -1028,7 +1028,7 @@
     <w:r>
       <w:tab/>
       <w:tab/>
-      <w:t>2025-12-19</w:t>
+      <w:t>2025-12-20</w:t>
       <w:br/>
       <w:br/>
     </w:r>

--- a/klagomål/A 45828-2025 FSC-klagomål.docx
+++ b/klagomål/A 45828-2025 FSC-klagomål.docx
@@ -1028,7 +1028,7 @@
     <w:r>
       <w:tab/>
       <w:tab/>
-      <w:t>2025-12-20</w:t>
+      <w:t>2025-12-21</w:t>
       <w:br/>
       <w:br/>
     </w:r>

--- a/klagomål/A 45828-2025 FSC-klagomål.docx
+++ b/klagomål/A 45828-2025 FSC-klagomål.docx
@@ -1028,7 +1028,7 @@
     <w:r>
       <w:tab/>
       <w:tab/>
-      <w:t>2025-12-21</w:t>
+      <w:t>2025-12-22</w:t>
       <w:br/>
       <w:br/>
     </w:r>

--- a/klagomål/A 45828-2025 FSC-klagomål.docx
+++ b/klagomål/A 45828-2025 FSC-klagomål.docx
@@ -1028,7 +1028,7 @@
     <w:r>
       <w:tab/>
       <w:tab/>
-      <w:t>2025-12-22</w:t>
+      <w:t>2025-12-26</w:t>
       <w:br/>
       <w:br/>
     </w:r>

--- a/klagomål/A 45828-2025 FSC-klagomål.docx
+++ b/klagomål/A 45828-2025 FSC-klagomål.docx
@@ -1028,7 +1028,7 @@
     <w:r>
       <w:tab/>
       <w:tab/>
-      <w:t>2026-01-03</w:t>
+      <w:t>2026-01-04</w:t>
       <w:br/>
       <w:br/>
     </w:r>

--- a/klagomål/A 45828-2025 FSC-klagomål.docx
+++ b/klagomål/A 45828-2025 FSC-klagomål.docx
@@ -1028,7 +1028,7 @@
     <w:r>
       <w:tab/>
       <w:tab/>
-      <w:t>2026-01-07</w:t>
+      <w:t>2026-01-08</w:t>
       <w:br/>
       <w:br/>
     </w:r>

--- a/klagomål/A 45828-2025 FSC-klagomål.docx
+++ b/klagomål/A 45828-2025 FSC-klagomål.docx
@@ -1028,7 +1028,7 @@
     <w:r>
       <w:tab/>
       <w:tab/>
-      <w:t>2026-01-08</w:t>
+      <w:t>2026-01-09</w:t>
       <w:br/>
       <w:br/>
     </w:r>

--- a/klagomål/A 45828-2025 FSC-klagomål.docx
+++ b/klagomål/A 45828-2025 FSC-klagomål.docx
@@ -1028,7 +1028,7 @@
     <w:r>
       <w:tab/>
       <w:tab/>
-      <w:t>2026-01-09</w:t>
+      <w:t>2026-01-10</w:t>
       <w:br/>
       <w:br/>
     </w:r>

--- a/klagomål/A 45828-2025 FSC-klagomål.docx
+++ b/klagomål/A 45828-2025 FSC-klagomål.docx
@@ -1028,7 +1028,7 @@
     <w:r>
       <w:tab/>
       <w:tab/>
-      <w:t>2026-01-10</w:t>
+      <w:t>2026-01-11</w:t>
       <w:br/>
       <w:br/>
     </w:r>

--- a/klagomål/A 45828-2025 FSC-klagomål.docx
+++ b/klagomål/A 45828-2025 FSC-klagomål.docx
@@ -1028,7 +1028,7 @@
     <w:r>
       <w:tab/>
       <w:tab/>
-      <w:t>2026-01-11</w:t>
+      <w:t>2026-01-12</w:t>
       <w:br/>
       <w:br/>
     </w:r>

--- a/klagomål/A 45828-2025 FSC-klagomål.docx
+++ b/klagomål/A 45828-2025 FSC-klagomål.docx
@@ -1028,7 +1028,7 @@
     <w:r>
       <w:tab/>
       <w:tab/>
-      <w:t>2026-01-12</w:t>
+      <w:t>2026-01-13</w:t>
       <w:br/>
       <w:br/>
     </w:r>

--- a/klagomål/A 45828-2025 FSC-klagomål.docx
+++ b/klagomål/A 45828-2025 FSC-klagomål.docx
@@ -1028,7 +1028,7 @@
     <w:r>
       <w:tab/>
       <w:tab/>
-      <w:t>2026-01-13</w:t>
+      <w:t>2026-01-14</w:t>
       <w:br/>
       <w:br/>
     </w:r>

--- a/klagomål/A 45828-2025 FSC-klagomål.docx
+++ b/klagomål/A 45828-2025 FSC-klagomål.docx
@@ -1028,7 +1028,7 @@
     <w:r>
       <w:tab/>
       <w:tab/>
-      <w:t>2026-01-14</w:t>
+      <w:t>2026-01-15</w:t>
       <w:br/>
       <w:br/>
     </w:r>

--- a/klagomål/A 45828-2025 FSC-klagomål.docx
+++ b/klagomål/A 45828-2025 FSC-klagomål.docx
@@ -1028,7 +1028,7 @@
     <w:r>
       <w:tab/>
       <w:tab/>
-      <w:t>2026-01-15</w:t>
+      <w:t>2026-01-16</w:t>
       <w:br/>
       <w:br/>
     </w:r>

--- a/klagomål/A 45828-2025 FSC-klagomål.docx
+++ b/klagomål/A 45828-2025 FSC-klagomål.docx
@@ -1028,7 +1028,7 @@
     <w:r>
       <w:tab/>
       <w:tab/>
-      <w:t>2026-01-16</w:t>
+      <w:t>2026-01-17</w:t>
       <w:br/>
       <w:br/>
     </w:r>

--- a/klagomål/A 45828-2025 FSC-klagomål.docx
+++ b/klagomål/A 45828-2025 FSC-klagomål.docx
@@ -1028,7 +1028,7 @@
     <w:r>
       <w:tab/>
       <w:tab/>
-      <w:t>2026-01-17</w:t>
+      <w:t>2026-01-18</w:t>
       <w:br/>
       <w:br/>
     </w:r>

--- a/klagomål/A 45828-2025 FSC-klagomål.docx
+++ b/klagomål/A 45828-2025 FSC-klagomål.docx
@@ -1028,7 +1028,7 @@
     <w:r>
       <w:tab/>
       <w:tab/>
-      <w:t>2026-01-18</w:t>
+      <w:t>2026-01-19</w:t>
       <w:br/>
       <w:br/>
     </w:r>

--- a/klagomål/A 45828-2025 FSC-klagomål.docx
+++ b/klagomål/A 45828-2025 FSC-klagomål.docx
@@ -1028,7 +1028,7 @@
     <w:r>
       <w:tab/>
       <w:tab/>
-      <w:t>2026-01-19</w:t>
+      <w:t>2026-01-20</w:t>
       <w:br/>
       <w:br/>
     </w:r>

--- a/klagomål/A 45828-2025 FSC-klagomål.docx
+++ b/klagomål/A 45828-2025 FSC-klagomål.docx
@@ -1028,7 +1028,7 @@
     <w:r>
       <w:tab/>
       <w:tab/>
-      <w:t>2026-01-20</w:t>
+      <w:t>2026-01-21</w:t>
       <w:br/>
       <w:br/>
     </w:r>

--- a/klagomål/A 45828-2025 FSC-klagomål.docx
+++ b/klagomål/A 45828-2025 FSC-klagomål.docx
@@ -1028,7 +1028,7 @@
     <w:r>
       <w:tab/>
       <w:tab/>
-      <w:t>2026-01-21</w:t>
+      <w:t>2026-01-23</w:t>
       <w:br/>
       <w:br/>
     </w:r>

--- a/klagomål/A 45828-2025 FSC-klagomål.docx
+++ b/klagomål/A 45828-2025 FSC-klagomål.docx
@@ -1028,7 +1028,7 @@
     <w:r>
       <w:tab/>
       <w:tab/>
-      <w:t>2026-01-23</w:t>
+      <w:t>2026-01-24</w:t>
       <w:br/>
       <w:br/>
     </w:r>

--- a/klagomål/A 45828-2025 FSC-klagomål.docx
+++ b/klagomål/A 45828-2025 FSC-klagomål.docx
@@ -1028,7 +1028,7 @@
     <w:r>
       <w:tab/>
       <w:tab/>
-      <w:t>2026-01-24</w:t>
+      <w:t>2026-01-25</w:t>
       <w:br/>
       <w:br/>
     </w:r>

--- a/klagomål/A 45828-2025 FSC-klagomål.docx
+++ b/klagomål/A 45828-2025 FSC-klagomål.docx
@@ -1028,7 +1028,7 @@
     <w:r>
       <w:tab/>
       <w:tab/>
-      <w:t>2026-01-25</w:t>
+      <w:t>2026-01-26</w:t>
       <w:br/>
       <w:br/>
     </w:r>

--- a/klagomål/A 45828-2025 FSC-klagomål.docx
+++ b/klagomål/A 45828-2025 FSC-klagomål.docx
@@ -1028,7 +1028,7 @@
     <w:r>
       <w:tab/>
       <w:tab/>
-      <w:t>2026-01-26</w:t>
+      <w:t>2026-01-27</w:t>
       <w:br/>
       <w:br/>
     </w:r>

--- a/klagomål/A 45828-2025 FSC-klagomål.docx
+++ b/klagomål/A 45828-2025 FSC-klagomål.docx
@@ -1028,7 +1028,7 @@
     <w:r>
       <w:tab/>
       <w:tab/>
-      <w:t>2026-01-27</w:t>
+      <w:t>2026-01-28</w:t>
       <w:br/>
       <w:br/>
     </w:r>

--- a/klagomål/A 45828-2025 FSC-klagomål.docx
+++ b/klagomål/A 45828-2025 FSC-klagomål.docx
@@ -1109,7 +1109,7 @@
     <w:r>
       <w:tab/>
       <w:tab/>
-      <w:t>2026-05-16</w:t>
+      <w:t>2026-05-17</w:t>
       <w:br/>
       <w:br/>
     </w:r>

--- a/klagomål/A 45828-2025 FSC-klagomål.docx
+++ b/klagomål/A 45828-2025 FSC-klagomål.docx
@@ -1109,7 +1109,7 @@
     <w:r>
       <w:tab/>
       <w:tab/>
-      <w:t>2026-05-17</w:t>
+      <w:t>2026-05-18</w:t>
       <w:br/>
       <w:br/>
     </w:r>

--- a/klagomål/A 45828-2025 FSC-klagomål.docx
+++ b/klagomål/A 45828-2025 FSC-klagomål.docx
@@ -1109,7 +1109,7 @@
     <w:r>
       <w:tab/>
       <w:tab/>
-      <w:t>2026-05-18</w:t>
+      <w:t>2026-05-19</w:t>
       <w:br/>
       <w:br/>
     </w:r>

--- a/klagomål/A 45828-2025 FSC-klagomål.docx
+++ b/klagomål/A 45828-2025 FSC-klagomål.docx
@@ -1109,7 +1109,7 @@
     <w:r>
       <w:tab/>
       <w:tab/>
-      <w:t>2026-05-19</w:t>
+      <w:t>2026-05-20</w:t>
       <w:br/>
       <w:br/>
     </w:r>

--- a/klagomål/A 45828-2025 FSC-klagomål.docx
+++ b/klagomål/A 45828-2025 FSC-klagomål.docx
@@ -1109,7 +1109,7 @@
     <w:r>
       <w:tab/>
       <w:tab/>
-      <w:t>2026-05-20</w:t>
+      <w:t>2026-05-21</w:t>
       <w:br/>
       <w:br/>
     </w:r>

--- a/klagomål/A 45828-2025 FSC-klagomål.docx
+++ b/klagomål/A 45828-2025 FSC-klagomål.docx
@@ -1109,7 +1109,7 @@
     <w:r>
       <w:tab/>
       <w:tab/>
-      <w:t>2026-05-21</w:t>
+      <w:t>2026-05-22</w:t>
       <w:br/>
       <w:br/>
     </w:r>

--- a/klagomål/A 45828-2025 FSC-klagomål.docx
+++ b/klagomål/A 45828-2025 FSC-klagomål.docx
@@ -1109,7 +1109,7 @@
     <w:r>
       <w:tab/>
       <w:tab/>
-      <w:t>2026-05-22</w:t>
+      <w:t>2026-05-23</w:t>
       <w:br/>
       <w:br/>
     </w:r>

--- a/klagomål/A 45828-2025 FSC-klagomål.docx
+++ b/klagomål/A 45828-2025 FSC-klagomål.docx
@@ -1109,7 +1109,7 @@
     <w:r>
       <w:tab/>
       <w:tab/>
-      <w:t>2026-05-23</w:t>
+      <w:t>2026-05-24</w:t>
       <w:br/>
       <w:br/>
     </w:r>

--- a/klagomål/A 45828-2025 FSC-klagomål.docx
+++ b/klagomål/A 45828-2025 FSC-klagomål.docx
@@ -1109,7 +1109,7 @@
     <w:r>
       <w:tab/>
       <w:tab/>
-      <w:t>2026-05-24</w:t>
+      <w:t>2026-05-25</w:t>
       <w:br/>
       <w:br/>
     </w:r>

--- a/klagomål/A 45828-2025 FSC-klagomål.docx
+++ b/klagomål/A 45828-2025 FSC-klagomål.docx
@@ -1109,7 +1109,7 @@
     <w:r>
       <w:tab/>
       <w:tab/>
-      <w:t>2026-05-25</w:t>
+      <w:t>2026-05-26</w:t>
       <w:br/>
       <w:br/>
     </w:r>

--- a/klagomål/A 45828-2025 FSC-klagomål.docx
+++ b/klagomål/A 45828-2025 FSC-klagomål.docx
@@ -1109,7 +1109,7 @@
     <w:r>
       <w:tab/>
       <w:tab/>
-      <w:t>2026-05-26</w:t>
+      <w:t>2026-05-27</w:t>
       <w:br/>
       <w:br/>
     </w:r>

--- a/klagomål/A 45828-2025 FSC-klagomål.docx
+++ b/klagomål/A 45828-2025 FSC-klagomål.docx
@@ -1109,7 +1109,7 @@
     <w:r>
       <w:tab/>
       <w:tab/>
-      <w:t>2026-05-27</w:t>
+      <w:t>2026-05-28</w:t>
       <w:br/>
       <w:br/>
     </w:r>

--- a/klagomål/A 45828-2025 FSC-klagomål.docx
+++ b/klagomål/A 45828-2025 FSC-klagomål.docx
@@ -1109,7 +1109,7 @@
     <w:r>
       <w:tab/>
       <w:tab/>
-      <w:t>2026-05-28</w:t>
+      <w:t>2026-05-29</w:t>
       <w:br/>
       <w:br/>
     </w:r>

--- a/klagomål/A 45828-2025 FSC-klagomål.docx
+++ b/klagomål/A 45828-2025 FSC-klagomål.docx
@@ -1109,7 +1109,7 @@
     <w:r>
       <w:tab/>
       <w:tab/>
-      <w:t>2026-05-29</w:t>
+      <w:t>2026-05-30</w:t>
       <w:br/>
       <w:br/>
     </w:r>

--- a/klagomål/A 45828-2025 FSC-klagomål.docx
+++ b/klagomål/A 45828-2025 FSC-klagomål.docx
@@ -1109,7 +1109,7 @@
     <w:r>
       <w:tab/>
       <w:tab/>
-      <w:t>2026-05-30</w:t>
+      <w:t>2026-05-31</w:t>
       <w:br/>
       <w:br/>
     </w:r>

--- a/klagomål/A 45828-2025 FSC-klagomål.docx
+++ b/klagomål/A 45828-2025 FSC-klagomål.docx
@@ -1109,7 +1109,7 @@
     <w:r>
       <w:tab/>
       <w:tab/>
-      <w:t>2026-05-31</w:t>
+      <w:t>2026-06-01</w:t>
       <w:br/>
       <w:br/>
     </w:r>

--- a/klagomål/A 45828-2025 FSC-klagomål.docx
+++ b/klagomål/A 45828-2025 FSC-klagomål.docx
@@ -1109,7 +1109,7 @@
     <w:r>
       <w:tab/>
       <w:tab/>
-      <w:t>2026-06-01</w:t>
+      <w:t>2026-06-02</w:t>
       <w:br/>
       <w:br/>
     </w:r>

--- a/klagomål/A 45828-2025 FSC-klagomål.docx
+++ b/klagomål/A 45828-2025 FSC-klagomål.docx
@@ -1109,7 +1109,7 @@
     <w:r>
       <w:tab/>
       <w:tab/>
-      <w:t>2026-06-02</w:t>
+      <w:t>2026-06-03</w:t>
       <w:br/>
       <w:br/>
     </w:r>

--- a/klagomål/A 45828-2025 FSC-klagomål.docx
+++ b/klagomål/A 45828-2025 FSC-klagomål.docx
@@ -1109,7 +1109,7 @@
     <w:r>
       <w:tab/>
       <w:tab/>
-      <w:t>2026-06-03</w:t>
+      <w:t>2026-06-04</w:t>
       <w:br/>
       <w:br/>
     </w:r>

--- a/klagomål/A 45828-2025 FSC-klagomål.docx
+++ b/klagomål/A 45828-2025 FSC-klagomål.docx
@@ -1109,7 +1109,7 @@
     <w:r>
       <w:tab/>
       <w:tab/>
-      <w:t>2026-06-04</w:t>
+      <w:t>2026-06-05</w:t>
       <w:br/>
       <w:br/>
     </w:r>

--- a/klagomål/A 45828-2025 FSC-klagomål.docx
+++ b/klagomål/A 45828-2025 FSC-klagomål.docx
@@ -1109,7 +1109,7 @@
     <w:r>
       <w:tab/>
       <w:tab/>
-      <w:t>2026-06-05</w:t>
+      <w:t>2026-06-06</w:t>
       <w:br/>
       <w:br/>
     </w:r>

--- a/klagomål/A 45828-2025 FSC-klagomål.docx
+++ b/klagomål/A 45828-2025 FSC-klagomål.docx
@@ -1109,7 +1109,7 @@
     <w:r>
       <w:tab/>
       <w:tab/>
-      <w:t>2026-06-06</w:t>
+      <w:t>2026-06-07</w:t>
       <w:br/>
       <w:br/>
     </w:r>

--- a/klagomål/A 45828-2025 FSC-klagomål.docx
+++ b/klagomål/A 45828-2025 FSC-klagomål.docx
@@ -1109,7 +1109,7 @@
     <w:r>
       <w:tab/>
       <w:tab/>
-      <w:t>2026-06-07</w:t>
+      <w:t>2026-06-08</w:t>
       <w:br/>
       <w:br/>
     </w:r>
